--- a/docs/submission/Qalqan_one-pager_RU.docx
+++ b/docs/submission/Qalqan_one-pager_RU.docx
@@ -464,7 +464,7 @@
                 <w:sz w:val="19"/>
                 <w:szCs w:val="19"/>
               </w:rPr>
-              <w:t xml:space="preserve">0.71–0.75</w:t>
+              <w:t xml:space="preserve">0.79–0.91</w:t>
             </w:r>
           </w:p>
         </w:tc>
@@ -520,7 +520,7 @@
                 <w:sz w:val="19"/>
                 <w:szCs w:val="19"/>
               </w:rPr>
-              <w:t xml:space="preserve">Тревога ДО целевого действия (при равном FPR 10–23%)</w:t>
+              <w:t xml:space="preserve">Тревога ДО целевого действия, отложенный тест</w:t>
             </w:r>
           </w:p>
         </w:tc>
@@ -547,7 +547,7 @@
                 <w:sz w:val="19"/>
                 <w:szCs w:val="19"/>
               </w:rPr>
-              <w:t xml:space="preserve">91–94%</w:t>
+              <w:t xml:space="preserve">85%</w:t>
             </w:r>
           </w:p>
         </w:tc>
@@ -574,7 +574,7 @@
                 <w:sz w:val="19"/>
                 <w:szCs w:val="19"/>
               </w:rPr>
-              <w:t xml:space="preserve">37–58% — правила</w:t>
+              <w:t xml:space="preserve">36% — правила</w:t>
             </w:r>
           </w:p>
         </w:tc>
@@ -603,7 +603,7 @@
                 <w:sz w:val="19"/>
                 <w:szCs w:val="19"/>
               </w:rPr>
-              <w:t xml:space="preserve">Каждый банк видел не все схемы: общая модель (FedAvg), val AUC</w:t>
+              <w:t xml:space="preserve">Ложные тревоги при том же recall, что у правил</w:t>
             </w:r>
           </w:p>
         </w:tc>
@@ -630,7 +630,7 @@
                 <w:sz w:val="19"/>
                 <w:szCs w:val="19"/>
               </w:rPr>
-              <w:t xml:space="preserve">0.839</w:t>
+              <w:t xml:space="preserve">0.1%</w:t>
             </w:r>
           </w:p>
         </w:tc>
@@ -657,7 +657,173 @@
                 <w:sz w:val="19"/>
                 <w:szCs w:val="19"/>
               </w:rPr>
-              <w:t xml:space="preserve">0.56–0.79 — банк в одиночку</w:t>
+              <w:t xml:space="preserve">43% — правила</w:t>
+            </w:r>
+          </w:p>
+        </w:tc>
+      </w:tr>
+      <w:tr>
+        <w:tc>
+          <w:tcPr>
+            <w:tcW w:type="dxa" w:w="5307"/>
+            <w:tcMar>
+              <w:top w:type="dxa" w:w="30"/>
+              <w:left w:type="dxa" w:w="90"/>
+              <w:bottom w:type="dxa" w:w="30"/>
+              <w:right w:type="dxa" w:w="90"/>
+            </w:tcMar>
+          </w:tcPr>
+          <w:p>
+            <w:pPr>
+              <w:jc w:val="left"/>
+            </w:pPr>
+            <w:r>
+              <w:rPr>
+                <w:rFonts w:ascii="Calibri" w:cs="Calibri" w:eastAsia="Calibri" w:hAnsi="Calibri"/>
+                <w:b w:val="false"/>
+                <w:bCs w:val="false"/>
+                <w:color w:val="0B0B0B"/>
+                <w:sz w:val="19"/>
+                <w:szCs w:val="19"/>
+              </w:rPr>
+              <w:t xml:space="preserve">Каждый банк видел не все схемы: общая модель (FedAvg), ROC AUC</w:t>
+            </w:r>
+          </w:p>
+        </w:tc>
+        <w:tc>
+          <w:tcPr>
+            <w:tcW w:type="dxa" w:w="2449"/>
+            <w:tcMar>
+              <w:top w:type="dxa" w:w="30"/>
+              <w:left w:type="dxa" w:w="90"/>
+              <w:bottom w:type="dxa" w:w="30"/>
+              <w:right w:type="dxa" w:w="90"/>
+            </w:tcMar>
+          </w:tcPr>
+          <w:p>
+            <w:pPr>
+              <w:jc w:val="center"/>
+            </w:pPr>
+            <w:r>
+              <w:rPr>
+                <w:rFonts w:ascii="Calibri" w:cs="Calibri" w:eastAsia="Calibri" w:hAnsi="Calibri"/>
+                <w:b/>
+                <w:bCs/>
+                <w:color w:val="1C5CAB"/>
+                <w:sz w:val="19"/>
+                <w:szCs w:val="19"/>
+              </w:rPr>
+              <w:t xml:space="preserve">0.756</w:t>
+            </w:r>
+          </w:p>
+        </w:tc>
+        <w:tc>
+          <w:tcPr>
+            <w:tcW w:type="dxa" w:w="2450"/>
+            <w:tcMar>
+              <w:top w:type="dxa" w:w="30"/>
+              <w:left w:type="dxa" w:w="90"/>
+              <w:bottom w:type="dxa" w:w="30"/>
+              <w:right w:type="dxa" w:w="90"/>
+            </w:tcMar>
+          </w:tcPr>
+          <w:p>
+            <w:pPr>
+              <w:jc w:val="center"/>
+            </w:pPr>
+            <w:r>
+              <w:rPr>
+                <w:rFonts w:ascii="Calibri" w:cs="Calibri" w:eastAsia="Calibri" w:hAnsi="Calibri"/>
+                <w:b w:val="false"/>
+                <w:bCs w:val="false"/>
+                <w:color w:val="0B0B0B"/>
+                <w:sz w:val="19"/>
+                <w:szCs w:val="19"/>
+              </w:rPr>
+              <w:t xml:space="preserve">0.59–0.71 — банк в одиночку</w:t>
+            </w:r>
+          </w:p>
+        </w:tc>
+      </w:tr>
+      <w:tr>
+        <w:tc>
+          <w:tcPr>
+            <w:tcW w:type="dxa" w:w="5307"/>
+            <w:tcMar>
+              <w:top w:type="dxa" w:w="30"/>
+              <w:left w:type="dxa" w:w="90"/>
+              <w:bottom w:type="dxa" w:w="30"/>
+              <w:right w:type="dxa" w:w="90"/>
+            </w:tcMar>
+          </w:tcPr>
+          <w:p>
+            <w:pPr>
+              <w:jc w:val="left"/>
+            </w:pPr>
+            <w:r>
+              <w:rPr>
+                <w:rFonts w:ascii="Calibri" w:cs="Calibri" w:eastAsia="Calibri" w:hAnsi="Calibri"/>
+                <w:b w:val="false"/>
+                <w:bCs w:val="false"/>
+                <w:color w:val="0B0B0B"/>
+                <w:sz w:val="19"/>
+                <w:szCs w:val="19"/>
+              </w:rPr>
+              <w:t xml:space="preserve">Живой звонок: от конца фразы до тревоги (процессор ноутбука)</w:t>
+            </w:r>
+          </w:p>
+        </w:tc>
+        <w:tc>
+          <w:tcPr>
+            <w:tcW w:type="dxa" w:w="2449"/>
+            <w:tcMar>
+              <w:top w:type="dxa" w:w="30"/>
+              <w:left w:type="dxa" w:w="90"/>
+              <w:bottom w:type="dxa" w:w="30"/>
+              <w:right w:type="dxa" w:w="90"/>
+            </w:tcMar>
+          </w:tcPr>
+          <w:p>
+            <w:pPr>
+              <w:jc w:val="center"/>
+            </w:pPr>
+            <w:r>
+              <w:rPr>
+                <w:rFonts w:ascii="Calibri" w:cs="Calibri" w:eastAsia="Calibri" w:hAnsi="Calibri"/>
+                <w:b/>
+                <w:bCs/>
+                <w:color w:val="1C5CAB"/>
+                <w:sz w:val="19"/>
+                <w:szCs w:val="19"/>
+              </w:rPr>
+              <w:t xml:space="preserve">3,3 с</w:t>
+            </w:r>
+          </w:p>
+        </w:tc>
+        <w:tc>
+          <w:tcPr>
+            <w:tcW w:type="dxa" w:w="2450"/>
+            <w:tcMar>
+              <w:top w:type="dxa" w:w="30"/>
+              <w:left w:type="dxa" w:w="90"/>
+              <w:bottom w:type="dxa" w:w="30"/>
+              <w:right w:type="dxa" w:w="90"/>
+            </w:tcMar>
+          </w:tcPr>
+          <w:p>
+            <w:pPr>
+              <w:jc w:val="center"/>
+            </w:pPr>
+            <w:r>
+              <w:rPr>
+                <w:rFonts w:ascii="Calibri" w:cs="Calibri" w:eastAsia="Calibri" w:hAnsi="Calibri"/>
+                <w:b w:val="false"/>
+                <w:bCs w:val="false"/>
+                <w:color w:val="0B0B0B"/>
+                <w:sz w:val="19"/>
+                <w:szCs w:val="19"/>
+              </w:rPr>
+              <w:t xml:space="preserve">—</w:t>
             </w:r>
           </w:p>
         </w:tc>
@@ -685,7 +851,7 @@
           <w:sz w:val="21"/>
           <w:szCs w:val="21"/>
         </w:rPr>
-        <w:t xml:space="preserve">на самом трудном наборе — легитимный звонок на ту же тему, что и мошеннический, — AUC пока 0.60; это главное направление доработки (расширение фразобанка).</w:t>
+        <w:t xml:space="preserve">на самом трудном наборе — легитимный звонок на ту же тему, что и мошеннический, — AUC пока 0.67; это главное направление доработки. Корпус переделывался трижды: каждый раз находился признак, по которому задачу можно решить, не поняв приёма манипуляции (тема звонка, повтор формулировок, вежливость).</w:t>
       </w:r>
     </w:p>
     <w:p>
@@ -760,7 +926,7 @@
           <w:sz w:val="21"/>
           <w:szCs w:val="21"/>
         </w:rPr>
-        <w:t xml:space="preserve"> и смешанной речи; открытый корпус с метрикой «тревога до целевого действия»; метод поиска артефакта «тема звонка выдаёт класс» в синтетических данных (найден и устранён в ходе работы); федеративная схема с LoRA для банков РК. Готовность — TRL 4 (прототип проверен на синтетике и на реальных публичных записях); следующий шаг — пилот с банком на обезличенных звонках колл-центра.</w:t>
+        <w:t xml:space="preserve"> и смешанной речи; открытый корпус с метрикой «тревога до целевого действия»; метод поиска артефактов синтетики — три найдены и устранены в ходе работы (тема звонка, повтор формулировок, вежливость); федеративная схема с LoRA для банков РК. Готовность — TRL 4 (прототип проверен на синтетике и на реальных публичных записях); следующий шаг — пилот с банком на обезличенных звонках колл-центра.</w:t>
       </w:r>
     </w:p>
     <w:p>
